--- a/Database/RelationalDataModel.docx
+++ b/Database/RelationalDataModel.docx
@@ -1,6 +1,6 @@
 
 <file path=word/document.xml><?xml version="1.0" encoding="utf-8"?>
-<w:document xmlns:wpc="http://schemas.microsoft.com/office/word/2010/wordprocessingCanvas" xmlns:cx="http://schemas.microsoft.com/office/drawing/2014/chartex" xmlns:cx1="http://schemas.microsoft.com/office/drawing/2015/9/8/chartex" xmlns:cx2="http://schemas.microsoft.com/office/drawing/2015/10/21/chartex" xmlns:cx3="http://schemas.microsoft.com/office/drawing/2016/5/9/chartex" xmlns:cx4="http://schemas.microsoft.com/office/drawing/2016/5/10/chartex" xmlns:cx5="http://schemas.microsoft.com/office/drawing/2016/5/11/chartex" xmlns:cx6="http://schemas.microsoft.com/office/drawing/2016/5/12/chartex" xmlns:cx7="http://schemas.microsoft.com/office/drawing/2016/5/13/chartex" xmlns:cx8="http://schemas.microsoft.com/office/drawing/2016/5/14/chartex" xmlns:mc="http://schemas.openxmlformats.org/markup-compatibility/2006" xmlns:aink="http://schemas.microsoft.com/office/drawing/2016/ink" xmlns:am3d="http://schemas.microsoft.com/office/drawing/2017/model3d" xmlns:o="urn:schemas-microsoft-com:office:office" xmlns:oel="http://schemas.microsoft.com/office/2019/extlst" xmlns:r="http://schemas.openxmlformats.org/officeDocument/2006/relationships" xmlns:m="http://schemas.openxmlformats.org/officeDocument/2006/math" xmlns:v="urn:schemas-microsoft-com:vml" xmlns:wp14="http://schemas.microsoft.com/office/word/2010/wordprocessingDrawing" xmlns:wp="http://schemas.openxmlformats.org/drawingml/2006/wordprocessingDrawing" xmlns:w10="urn:schemas-microsoft-com:office:word" xmlns:w="http://schemas.openxmlformats.org/wordprocessingml/2006/main" xmlns:w14="http://schemas.microsoft.com/office/word/2010/wordml" xmlns:w15="http://schemas.microsoft.com/office/word/2012/wordml" xmlns:w16cex="http://schemas.microsoft.com/office/word/2018/wordml/cex" xmlns:w16cid="http://schemas.microsoft.com/office/word/2016/wordml/cid" xmlns:w16="http://schemas.microsoft.com/office/word/2018/wordml" xmlns:w16sdtdh="http://schemas.microsoft.com/office/word/2020/wordml/sdtdatahash" xmlns:w16se="http://schemas.microsoft.com/office/word/2015/wordml/symex" xmlns:wpg="http://schemas.microsoft.com/office/word/2010/wordprocessingGroup" xmlns:wpi="http://schemas.microsoft.com/office/word/2010/wordprocessingInk" xmlns:wne="http://schemas.microsoft.com/office/word/2006/wordml" xmlns:wps="http://schemas.microsoft.com/office/word/2010/wordprocessingShape" mc:Ignorable="w14 w15 w16se w16cid w16 w16cex w16sdtdh wp14">
+<w:document xmlns:wpc="http://schemas.microsoft.com/office/word/2010/wordprocessingCanvas" xmlns:cx="http://schemas.microsoft.com/office/drawing/2014/chartex" xmlns:mc="http://schemas.openxmlformats.org/markup-compatibility/2006" xmlns:o="urn:schemas-microsoft-com:office:office" xmlns:r="http://schemas.openxmlformats.org/officeDocument/2006/relationships" xmlns:m="http://schemas.openxmlformats.org/officeDocument/2006/math" xmlns:v="urn:schemas-microsoft-com:vml" xmlns:wp14="http://schemas.microsoft.com/office/word/2010/wordprocessingDrawing" xmlns:wp="http://schemas.openxmlformats.org/drawingml/2006/wordprocessingDrawing" xmlns:w10="urn:schemas-microsoft-com:office:word" xmlns:w="http://schemas.openxmlformats.org/wordprocessingml/2006/main" xmlns:w14="http://schemas.microsoft.com/office/word/2010/wordml" xmlns:w15="http://schemas.microsoft.com/office/word/2012/wordml" xmlns:w16se="http://schemas.microsoft.com/office/word/2015/wordml/symex" xmlns:wpg="http://schemas.microsoft.com/office/word/2010/wordprocessingGroup" xmlns:wpi="http://schemas.microsoft.com/office/word/2010/wordprocessingInk" xmlns:wne="http://schemas.microsoft.com/office/word/2006/wordml" xmlns:wps="http://schemas.microsoft.com/office/word/2010/wordprocessingShape" mc:Ignorable="w14 w15 w16se wp14">
   <w:body>
     <w:p>
       <w:pPr>
@@ -168,6 +168,7 @@
                 <w:lang w:val="en-GB"/>
               </w:rPr>
             </w:pPr>
+            <w:proofErr w:type="spellStart"/>
             <w:r>
               <w:rPr>
                 <w:sz w:val="28"/>
@@ -177,6 +178,7 @@
               </w:rPr>
               <w:t>AccountID</w:t>
             </w:r>
+            <w:proofErr w:type="spellEnd"/>
           </w:p>
         </w:tc>
         <w:tc>
@@ -193,6 +195,7 @@
                 <w:lang w:val="en-GB"/>
               </w:rPr>
             </w:pPr>
+            <w:proofErr w:type="spellStart"/>
             <w:r>
               <w:rPr>
                 <w:sz w:val="28"/>
@@ -209,6 +212,7 @@
               </w:rPr>
               <w:t>Account</w:t>
             </w:r>
+            <w:proofErr w:type="spellEnd"/>
           </w:p>
         </w:tc>
         <w:tc>
@@ -485,7 +489,7 @@
               </wp:anchor>
             </w:drawing>
           </mc:Choice>
-          <mc:Fallback>
+          <mc:Fallback xmlns:w16sdtdh="http://schemas.microsoft.com/office/word/2020/wordml/sdtdatahash" xmlns:w16="http://schemas.microsoft.com/office/word/2018/wordml" xmlns:w16cid="http://schemas.microsoft.com/office/word/2016/wordml/cid" xmlns:w16cex="http://schemas.microsoft.com/office/word/2018/wordml/cex" xmlns:oel="http://schemas.microsoft.com/office/2019/extlst" xmlns:am3d="http://schemas.microsoft.com/office/drawing/2017/model3d" xmlns:aink="http://schemas.microsoft.com/office/drawing/2016/ink" xmlns:cx8="http://schemas.microsoft.com/office/drawing/2016/5/14/chartex" xmlns:cx7="http://schemas.microsoft.com/office/drawing/2016/5/13/chartex" xmlns:cx6="http://schemas.microsoft.com/office/drawing/2016/5/12/chartex" xmlns:cx5="http://schemas.microsoft.com/office/drawing/2016/5/11/chartex" xmlns:cx4="http://schemas.microsoft.com/office/drawing/2016/5/10/chartex" xmlns:cx3="http://schemas.microsoft.com/office/drawing/2016/5/9/chartex" xmlns:cx2="http://schemas.microsoft.com/office/drawing/2015/10/21/chartex" xmlns:cx1="http://schemas.microsoft.com/office/drawing/2015/9/8/chartex">
             <w:pict>
               <v:shape w14:anchorId="3A37BCC8" id="Freeform: Shape 25" o:spid="_x0000_s1026" style="position:absolute;margin-left:33.8pt;margin-top:.3pt;width:65.75pt;height:101.75pt;z-index:251660288;visibility:visible;mso-wrap-style:square;mso-width-percent:0;mso-height-percent:0;mso-wrap-distance-left:9pt;mso-wrap-distance-top:0;mso-wrap-distance-right:9pt;mso-wrap-distance-bottom:0;mso-position-horizontal:absolute;mso-position-horizontal-relative:text;mso-position-vertical:absolute;mso-position-vertical-relative:text;mso-width-percent:0;mso-height-percent:0;mso-width-relative:margin;mso-height-relative:margin;v-text-anchor:middle" coordsize="835572,1292773" o:gfxdata="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" path="m,l,441435r835572,l835572,1292773e" filled="f" strokecolor="red" strokeweight="3.75pt">
                 <v:stroke endarrow="open" joinstyle="miter"/>
@@ -513,21 +517,21 @@
           <w:noProof/>
           <w:sz w:val="28"/>
           <w:szCs w:val="28"/>
-          <w:lang w:val="en-GB"/>
+          <w:lang w:val="en-US"/>
         </w:rPr>
         <mc:AlternateContent>
           <mc:Choice Requires="wps">
             <w:drawing>
-              <wp:anchor distT="0" distB="0" distL="114300" distR="114300" simplePos="0" relativeHeight="251666432" behindDoc="0" locked="0" layoutInCell="1" allowOverlap="1" wp14:anchorId="3E318F49" wp14:editId="670F420D">
+              <wp:anchor distT="0" distB="0" distL="114300" distR="114300" simplePos="0" relativeHeight="251666432" behindDoc="0" locked="0" layoutInCell="1" allowOverlap="1" wp14:anchorId="3E318F49" wp14:editId="394D2655">
                 <wp:simplePos x="0" y="0"/>
                 <wp:positionH relativeFrom="column">
-                  <wp:posOffset>1243965</wp:posOffset>
+                  <wp:posOffset>1247775</wp:posOffset>
                 </wp:positionH>
                 <wp:positionV relativeFrom="paragraph">
-                  <wp:posOffset>172190</wp:posOffset>
+                  <wp:posOffset>172720</wp:posOffset>
                 </wp:positionV>
-                <wp:extent cx="5401340" cy="850604"/>
-                <wp:effectExtent l="0" t="19050" r="123190" b="64135"/>
+                <wp:extent cx="5810250" cy="850604"/>
+                <wp:effectExtent l="0" t="19050" r="171450" b="64135"/>
                 <wp:wrapNone/>
                 <wp:docPr id="9" name="Freeform: Shape 9"/>
                 <wp:cNvGraphicFramePr/>
@@ -538,7 +542,7 @@
                       <wps:spPr>
                         <a:xfrm>
                           <a:off x="0" y="0"/>
-                          <a:ext cx="5401340" cy="850604"/>
+                          <a:ext cx="5810250" cy="850604"/>
                         </a:xfrm>
                         <a:custGeom>
                           <a:avLst/>
@@ -611,14 +615,17 @@
                     </wps:wsp>
                   </a:graphicData>
                 </a:graphic>
+                <wp14:sizeRelH relativeFrom="margin">
+                  <wp14:pctWidth>0</wp14:pctWidth>
+                </wp14:sizeRelH>
               </wp:anchor>
             </w:drawing>
           </mc:Choice>
           <mc:Fallback>
             <w:pict>
-              <v:shape w14:anchorId="002AF72A" id="Freeform: Shape 9" o:spid="_x0000_s1026" style="position:absolute;margin-left:97.95pt;margin-top:13.55pt;width:425.3pt;height:67pt;z-index:251666432;visibility:visible;mso-wrap-style:square;mso-wrap-distance-left:9pt;mso-wrap-distance-top:0;mso-wrap-distance-right:9pt;mso-wrap-distance-bottom:0;mso-position-horizontal:absolute;mso-position-horizontal-relative:text;mso-position-vertical:absolute;mso-position-vertical-relative:text;v-text-anchor:middle" coordsize="5401340,850604" o:gfxdata="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" path="m,l5401340,r,850604e" filled="f" strokecolor="red" strokeweight="3.75pt">
+              <v:shape w14:anchorId="457BF843" id="Freeform: Shape 9" o:spid="_x0000_s1026" style="position:absolute;margin-left:98.25pt;margin-top:13.6pt;width:457.5pt;height:67pt;z-index:251666432;visibility:visible;mso-wrap-style:square;mso-width-percent:0;mso-wrap-distance-left:9pt;mso-wrap-distance-top:0;mso-wrap-distance-right:9pt;mso-wrap-distance-bottom:0;mso-position-horizontal:absolute;mso-position-horizontal-relative:text;mso-position-vertical:absolute;mso-position-vertical-relative:text;mso-width-percent:0;mso-width-relative:margin;v-text-anchor:middle" coordsize="5401340,850604" o:gfxdata="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" path="m,l5401340,r,850604e" filled="f" strokecolor="red" strokeweight="3.75pt">
                 <v:stroke endarrow="open" joinstyle="miter"/>
-                <v:path arrowok="t" o:connecttype="custom" o:connectlocs="0,0;5401340,0;5401340,850604" o:connectangles="0,0,0"/>
+                <v:path arrowok="t" o:connecttype="custom" o:connectlocs="0,0;5810250,0;5810250,850604" o:connectangles="0,0,0"/>
               </v:shape>
             </w:pict>
           </mc:Fallback>
@@ -640,7 +647,7 @@
     <w:tbl>
       <w:tblPr>
         <w:tblStyle w:val="TableGrid"/>
-        <w:tblpPr w:leftFromText="180" w:rightFromText="180" w:vertAnchor="text" w:horzAnchor="page" w:tblpX="10800" w:tblpY="471"/>
+        <w:tblpPr w:leftFromText="180" w:rightFromText="180" w:vertAnchor="text" w:horzAnchor="margin" w:tblpXSpec="right" w:tblpY="471"/>
         <w:tblW w:w="0" w:type="auto"/>
         <w:tblLook w:val="04A0" w:firstRow="1" w:lastRow="0" w:firstColumn="1" w:lastColumn="0" w:noHBand="0" w:noVBand="1"/>
       </w:tblPr>
@@ -669,6 +676,7 @@
                 <w:lang w:val="en-GB"/>
               </w:rPr>
             </w:pPr>
+            <w:proofErr w:type="spellStart"/>
             <w:r>
               <w:rPr>
                 <w:sz w:val="28"/>
@@ -678,6 +686,7 @@
               </w:rPr>
               <w:t>StaffID</w:t>
             </w:r>
+            <w:proofErr w:type="spellEnd"/>
           </w:p>
         </w:tc>
         <w:tc>
@@ -694,6 +703,7 @@
                 <w:lang w:val="en-GB"/>
               </w:rPr>
             </w:pPr>
+            <w:proofErr w:type="spellStart"/>
             <w:r>
               <w:rPr>
                 <w:sz w:val="28"/>
@@ -702,6 +712,7 @@
               </w:rPr>
               <w:t>BasicSalary</w:t>
             </w:r>
+            <w:proofErr w:type="spellEnd"/>
           </w:p>
         </w:tc>
         <w:tc>
@@ -774,7 +785,7 @@
         <mc:AlternateContent>
           <mc:Choice Requires="wps">
             <w:drawing>
-              <wp:anchor distT="0" distB="0" distL="114300" distR="114300" simplePos="0" relativeHeight="251669504" behindDoc="0" locked="0" layoutInCell="1" allowOverlap="1" wp14:anchorId="1876CC53" wp14:editId="5D897946">
+              <wp:anchor distT="0" distB="0" distL="114300" distR="114300" simplePos="0" relativeHeight="251669504" behindDoc="0" locked="0" layoutInCell="1" allowOverlap="1" wp14:anchorId="1876CC53" wp14:editId="6029F843">
                 <wp:simplePos x="0" y="0"/>
                 <wp:positionH relativeFrom="column">
                   <wp:posOffset>295275</wp:posOffset>
@@ -782,8 +793,8 @@
                 <wp:positionV relativeFrom="paragraph">
                   <wp:posOffset>622935</wp:posOffset>
                 </wp:positionV>
-                <wp:extent cx="4191000" cy="1314450"/>
-                <wp:effectExtent l="19050" t="38100" r="76200" b="19050"/>
+                <wp:extent cx="4819650" cy="1314450"/>
+                <wp:effectExtent l="19050" t="38100" r="152400" b="19050"/>
                 <wp:wrapNone/>
                 <wp:docPr id="17" name="Freeform: Shape 17"/>
                 <wp:cNvGraphicFramePr/>
@@ -794,7 +805,7 @@
                       <wps:spPr>
                         <a:xfrm>
                           <a:off x="0" y="0"/>
-                          <a:ext cx="4191000" cy="1314450"/>
+                          <a:ext cx="4819650" cy="1314450"/>
                         </a:xfrm>
                         <a:custGeom>
                           <a:avLst/>
@@ -894,9 +905,9 @@
           </mc:Choice>
           <mc:Fallback>
             <w:pict>
-              <v:shape w14:anchorId="3C4B8AAE" id="Freeform: Shape 17" o:spid="_x0000_s1026" style="position:absolute;margin-left:23.25pt;margin-top:49.05pt;width:330pt;height:103.5pt;z-index:251669504;visibility:visible;mso-wrap-style:square;mso-width-percent:0;mso-height-percent:0;mso-wrap-distance-left:9pt;mso-wrap-distance-top:0;mso-wrap-distance-right:9pt;mso-wrap-distance-bottom:0;mso-position-horizontal:absolute;mso-position-horizontal-relative:text;mso-position-vertical:absolute;mso-position-vertical-relative:text;mso-width-percent:0;mso-height-percent:0;mso-width-relative:margin;mso-height-relative:margin;v-text-anchor:middle" coordsize="4010025,1581150" o:gfxdata="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" path="m,1581150l,1095375r4010025,l4010025,r,e" filled="f" strokecolor="red" strokeweight="3.75pt">
+              <v:shape w14:anchorId="58095884" id="Freeform: Shape 17" o:spid="_x0000_s1026" style="position:absolute;margin-left:23.25pt;margin-top:49.05pt;width:379.5pt;height:103.5pt;z-index:251669504;visibility:visible;mso-wrap-style:square;mso-width-percent:0;mso-height-percent:0;mso-wrap-distance-left:9pt;mso-wrap-distance-top:0;mso-wrap-distance-right:9pt;mso-wrap-distance-bottom:0;mso-position-horizontal:absolute;mso-position-horizontal-relative:text;mso-position-vertical:absolute;mso-position-vertical-relative:text;mso-width-percent:0;mso-height-percent:0;mso-width-relative:margin;mso-height-relative:margin;v-text-anchor:middle" coordsize="4010025,1581150" o:gfxdata="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" path="m,1581150l,1095375r4010025,l4010025,r,e" filled="f" strokecolor="red" strokeweight="3.75pt">
                 <v:stroke endarrow="open" joinstyle="miter"/>
-                <v:path arrowok="t" o:connecttype="custom" o:connectlocs="0,1314450;0,910613;4191000,910613;4191000,0;4191000,0" o:connectangles="0,0,0,0,0"/>
+                <v:path arrowok="t" o:connecttype="custom" o:connectlocs="0,1314450;0,910613;4819650,910613;4819650,0;4819650,0" o:connectangles="0,0,0,0,0"/>
               </v:shape>
             </w:pict>
           </mc:Fallback>
@@ -1000,8 +1011,20 @@
           <w:szCs w:val="28"/>
           <w:lang w:val="en-GB"/>
         </w:rPr>
+        <w:tab/>
+      </w:r>
+      <w:proofErr w:type="spellStart"/>
+      <w:r>
+        <w:rPr>
+          <w:b/>
+          <w:bCs/>
+          <w:sz w:val="28"/>
+          <w:szCs w:val="28"/>
+          <w:lang w:val="en-GB"/>
+        </w:rPr>
         <w:t>BillDetail</w:t>
       </w:r>
+      <w:proofErr w:type="spellEnd"/>
       <w:r>
         <w:rPr>
           <w:b/>
@@ -1061,16 +1084,6 @@
           <w:lang w:val="en-GB"/>
         </w:rPr>
         <w:t xml:space="preserve"> </w:t>
-      </w:r>
-      <w:r>
-        <w:rPr>
-          <w:b/>
-          <w:bCs/>
-          <w:sz w:val="28"/>
-          <w:szCs w:val="28"/>
-          <w:lang w:val="en-GB"/>
-        </w:rPr>
-        <w:tab/>
       </w:r>
       <w:r>
         <w:rPr>
@@ -1103,6 +1116,7 @@
         <w:gridCol w:w="1022"/>
         <w:gridCol w:w="1798"/>
         <w:gridCol w:w="1028"/>
+        <w:gridCol w:w="1072"/>
         <w:gridCol w:w="1028"/>
       </w:tblGrid>
       <w:tr>
@@ -1124,6 +1138,7 @@
                 <w:lang w:val="en-GB"/>
               </w:rPr>
             </w:pPr>
+            <w:proofErr w:type="spellStart"/>
             <w:r>
               <w:rPr>
                 <w:sz w:val="28"/>
@@ -1133,6 +1148,7 @@
               </w:rPr>
               <w:t>BillID</w:t>
             </w:r>
+            <w:proofErr w:type="spellEnd"/>
           </w:p>
         </w:tc>
         <w:tc>
@@ -1150,6 +1166,7 @@
                 <w:lang w:val="en-GB"/>
               </w:rPr>
             </w:pPr>
+            <w:proofErr w:type="spellStart"/>
             <w:r>
               <w:rPr>
                 <w:sz w:val="28"/>
@@ -1159,6 +1176,7 @@
               </w:rPr>
               <w:t>AccountID</w:t>
             </w:r>
+            <w:proofErr w:type="spellEnd"/>
           </w:p>
         </w:tc>
         <w:tc>
@@ -1199,6 +1217,32 @@
                 <w:lang w:val="en-GB"/>
               </w:rPr>
             </w:pPr>
+            <w:proofErr w:type="spellStart"/>
+            <w:r>
+              <w:rPr>
+                <w:sz w:val="28"/>
+                <w:szCs w:val="28"/>
+                <w:lang w:val="en-GB"/>
+              </w:rPr>
+              <w:t>StaffID</w:t>
+            </w:r>
+            <w:proofErr w:type="spellEnd"/>
+          </w:p>
+        </w:tc>
+        <w:tc>
+          <w:tcPr>
+            <w:tcW w:w="1028" w:type="dxa"/>
+            <w:vAlign w:val="center"/>
+          </w:tcPr>
+          <w:p>
+            <w:pPr>
+              <w:jc w:val="center"/>
+              <w:rPr>
+                <w:sz w:val="28"/>
+                <w:szCs w:val="28"/>
+                <w:lang w:val="en-GB"/>
+              </w:rPr>
+            </w:pPr>
             <w:r>
               <w:rPr>
                 <w:sz w:val="28"/>
@@ -1214,7 +1258,7 @@
     <w:tbl>
       <w:tblPr>
         <w:tblStyle w:val="TableGrid"/>
-        <w:tblpPr w:leftFromText="180" w:rightFromText="180" w:vertAnchor="text" w:horzAnchor="page" w:tblpX="6212" w:tblpY="-558"/>
+        <w:tblpPr w:leftFromText="180" w:rightFromText="180" w:vertAnchor="text" w:horzAnchor="page" w:tblpX="7111" w:tblpY="-528"/>
         <w:tblW w:w="0" w:type="auto"/>
         <w:tblLook w:val="04A0" w:firstRow="1" w:lastRow="0" w:firstColumn="1" w:lastColumn="0" w:noHBand="0" w:noVBand="1"/>
       </w:tblPr>
@@ -1242,6 +1286,7 @@
                 <w:lang w:val="en-GB"/>
               </w:rPr>
             </w:pPr>
+            <w:proofErr w:type="spellStart"/>
             <w:r>
               <w:rPr>
                 <w:sz w:val="28"/>
@@ -1251,6 +1296,7 @@
               </w:rPr>
               <w:t>BillID</w:t>
             </w:r>
+            <w:proofErr w:type="spellEnd"/>
           </w:p>
         </w:tc>
         <w:tc>
@@ -1268,6 +1314,7 @@
                 <w:lang w:val="en-GB"/>
               </w:rPr>
             </w:pPr>
+            <w:proofErr w:type="spellStart"/>
             <w:r>
               <w:rPr>
                 <w:sz w:val="28"/>
@@ -1277,6 +1324,7 @@
               </w:rPr>
               <w:t>BookID</w:t>
             </w:r>
+            <w:proofErr w:type="spellEnd"/>
           </w:p>
         </w:tc>
         <w:tc>
@@ -1324,16 +1372,16 @@
         <mc:AlternateContent>
           <mc:Choice Requires="wps">
             <w:drawing>
-              <wp:anchor distT="0" distB="0" distL="114300" distR="114300" simplePos="0" relativeHeight="251665408" behindDoc="0" locked="0" layoutInCell="1" allowOverlap="1" wp14:anchorId="677113F1" wp14:editId="5D2E43A7">
+              <wp:anchor distT="0" distB="0" distL="114300" distR="114300" simplePos="0" relativeHeight="251665408" behindDoc="0" locked="0" layoutInCell="1" allowOverlap="1" wp14:anchorId="677113F1" wp14:editId="52C2A9F5">
                 <wp:simplePos x="0" y="0"/>
                 <wp:positionH relativeFrom="column">
-                  <wp:posOffset>210244</wp:posOffset>
+                  <wp:posOffset>209550</wp:posOffset>
                 </wp:positionH>
                 <wp:positionV relativeFrom="paragraph">
-                  <wp:posOffset>23495</wp:posOffset>
+                  <wp:posOffset>26670</wp:posOffset>
                 </wp:positionV>
-                <wp:extent cx="3766141" cy="441325"/>
-                <wp:effectExtent l="19050" t="38100" r="82550" b="34925"/>
+                <wp:extent cx="4191000" cy="441325"/>
+                <wp:effectExtent l="19050" t="38100" r="152400" b="34925"/>
                 <wp:wrapNone/>
                 <wp:docPr id="33" name="Freeform: Shape 33"/>
                 <wp:cNvGraphicFramePr/>
@@ -1344,7 +1392,7 @@
                       <wps:spPr>
                         <a:xfrm>
                           <a:off x="0" y="0"/>
-                          <a:ext cx="3766141" cy="441325"/>
+                          <a:ext cx="4191000" cy="441325"/>
                         </a:xfrm>
                         <a:custGeom>
                           <a:avLst/>
@@ -1433,9 +1481,9 @@
           </mc:Choice>
           <mc:Fallback>
             <w:pict>
-              <v:shape w14:anchorId="2E10E78A" id="Freeform: Shape 33" o:spid="_x0000_s1026" style="position:absolute;margin-left:16.55pt;margin-top:1.85pt;width:296.55pt;height:34.75pt;z-index:251665408;visibility:visible;mso-wrap-style:square;mso-width-percent:0;mso-wrap-distance-left:9pt;mso-wrap-distance-top:0;mso-wrap-distance-right:9pt;mso-wrap-distance-bottom:0;mso-position-horizontal:absolute;mso-position-horizontal-relative:text;mso-position-vertical:absolute;mso-position-vertical-relative:text;mso-width-percent:0;mso-width-relative:margin;v-text-anchor:middle" coordsize="6416566,441434" o:gfxdata="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" path="m,47296l,441434r6416566,l6416566,e" filled="f" strokecolor="red" strokeweight="3.75pt">
+              <v:shape w14:anchorId="275A319C" id="Freeform: Shape 33" o:spid="_x0000_s1026" style="position:absolute;margin-left:16.5pt;margin-top:2.1pt;width:330pt;height:34.75pt;z-index:251665408;visibility:visible;mso-wrap-style:square;mso-width-percent:0;mso-wrap-distance-left:9pt;mso-wrap-distance-top:0;mso-wrap-distance-right:9pt;mso-wrap-distance-bottom:0;mso-position-horizontal:absolute;mso-position-horizontal-relative:text;mso-position-vertical:absolute;mso-position-vertical-relative:text;mso-width-percent:0;mso-width-relative:margin;v-text-anchor:middle" coordsize="6416566,441434" o:gfxdata="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" path="m,47296l,441434r6416566,l6416566,e" filled="f" strokecolor="red" strokeweight="3.75pt">
                 <v:stroke endarrow="open" joinstyle="miter"/>
-                <v:path arrowok="t" o:connecttype="custom" o:connectlocs="0,47284;0,441325;3766141,441325;3766141,0" o:connectangles="0,0,0,0"/>
+                <v:path arrowok="t" o:connecttype="custom" o:connectlocs="0,47284;0,441325;4191000,441325;4191000,0" o:connectangles="0,0,0,0"/>
               </v:shape>
             </w:pict>
           </mc:Fallback>
@@ -1469,6 +1517,8 @@
           <w:lang w:val="en-GB"/>
         </w:rPr>
       </w:pPr>
+      <w:bookmarkStart w:id="0" w:name="_GoBack"/>
+      <w:bookmarkEnd w:id="0"/>
     </w:p>
     <w:p>
       <w:pPr>
@@ -1488,17 +1538,7 @@
           <w:szCs w:val="28"/>
           <w:lang w:val="en-GB"/>
         </w:rPr>
-        <w:t xml:space="preserve">       </w:t>
-      </w:r>
-      <w:r>
-        <w:rPr>
-          <w:b/>
-          <w:bCs/>
-          <w:sz w:val="28"/>
-          <w:szCs w:val="28"/>
-          <w:lang w:val="en-GB"/>
-        </w:rPr>
-        <w:t xml:space="preserve">             </w:t>
+        <w:t xml:space="preserve">                    </w:t>
       </w:r>
       <w:r>
         <w:rPr>
@@ -1676,6 +1716,7 @@
                 <w:lang w:val="en-GB"/>
               </w:rPr>
             </w:pPr>
+            <w:proofErr w:type="spellStart"/>
             <w:r>
               <w:rPr>
                 <w:sz w:val="28"/>
@@ -1694,6 +1735,7 @@
               </w:rPr>
               <w:t>ookID</w:t>
             </w:r>
+            <w:proofErr w:type="spellEnd"/>
           </w:p>
         </w:tc>
         <w:tc>
@@ -1710,6 +1752,7 @@
                 <w:lang w:val="en-GB"/>
               </w:rPr>
             </w:pPr>
+            <w:proofErr w:type="spellStart"/>
             <w:r>
               <w:rPr>
                 <w:sz w:val="28"/>
@@ -1718,6 +1761,7 @@
               </w:rPr>
               <w:t>BookName</w:t>
             </w:r>
+            <w:proofErr w:type="spellEnd"/>
           </w:p>
         </w:tc>
         <w:tc>
@@ -1735,6 +1779,7 @@
                 <w:lang w:val="en-GB"/>
               </w:rPr>
             </w:pPr>
+            <w:proofErr w:type="spellStart"/>
             <w:r>
               <w:rPr>
                 <w:sz w:val="28"/>
@@ -1744,6 +1789,7 @@
               </w:rPr>
               <w:t>AuthorID</w:t>
             </w:r>
+            <w:proofErr w:type="spellEnd"/>
           </w:p>
         </w:tc>
         <w:tc>
@@ -1761,6 +1807,7 @@
                 <w:lang w:val="en-GB"/>
               </w:rPr>
             </w:pPr>
+            <w:proofErr w:type="spellStart"/>
             <w:r>
               <w:rPr>
                 <w:sz w:val="28"/>
@@ -1770,6 +1817,7 @@
               </w:rPr>
               <w:t>PublisherID</w:t>
             </w:r>
+            <w:proofErr w:type="spellEnd"/>
           </w:p>
         </w:tc>
         <w:tc>
@@ -1786,6 +1834,7 @@
                 <w:lang w:val="en-GB"/>
               </w:rPr>
             </w:pPr>
+            <w:proofErr w:type="spellStart"/>
             <w:r>
               <w:rPr>
                 <w:sz w:val="28"/>
@@ -1794,6 +1843,7 @@
               </w:rPr>
               <w:t>Catergories</w:t>
             </w:r>
+            <w:proofErr w:type="spellEnd"/>
           </w:p>
         </w:tc>
         <w:tc>
@@ -1834,6 +1884,7 @@
                 <w:lang w:val="en-GB"/>
               </w:rPr>
             </w:pPr>
+            <w:proofErr w:type="spellStart"/>
             <w:r>
               <w:rPr>
                 <w:sz w:val="28"/>
@@ -1842,6 +1893,7 @@
               </w:rPr>
               <w:t>UnitPrice</w:t>
             </w:r>
+            <w:proofErr w:type="spellEnd"/>
           </w:p>
         </w:tc>
       </w:tr>
@@ -1859,7 +1911,7 @@
           <w:noProof/>
           <w:sz w:val="28"/>
           <w:szCs w:val="28"/>
-          <w:lang w:val="en-GB"/>
+          <w:lang w:val="en-US"/>
         </w:rPr>
         <mc:AlternateContent>
           <mc:Choice Requires="wps">
@@ -1927,7 +1979,7 @@
               </wp:anchor>
             </w:drawing>
           </mc:Choice>
-          <mc:Fallback>
+          <mc:Fallback xmlns:w16sdtdh="http://schemas.microsoft.com/office/word/2020/wordml/sdtdatahash" xmlns:w16="http://schemas.microsoft.com/office/word/2018/wordml" xmlns:w16cid="http://schemas.microsoft.com/office/word/2016/wordml/cid" xmlns:w16cex="http://schemas.microsoft.com/office/word/2018/wordml/cex" xmlns:oel="http://schemas.microsoft.com/office/2019/extlst" xmlns:am3d="http://schemas.microsoft.com/office/drawing/2017/model3d" xmlns:aink="http://schemas.microsoft.com/office/drawing/2016/ink" xmlns:cx8="http://schemas.microsoft.com/office/drawing/2016/5/14/chartex" xmlns:cx7="http://schemas.microsoft.com/office/drawing/2016/5/13/chartex" xmlns:cx6="http://schemas.microsoft.com/office/drawing/2016/5/12/chartex" xmlns:cx5="http://schemas.microsoft.com/office/drawing/2016/5/11/chartex" xmlns:cx4="http://schemas.microsoft.com/office/drawing/2016/5/10/chartex" xmlns:cx3="http://schemas.microsoft.com/office/drawing/2016/5/9/chartex" xmlns:cx2="http://schemas.microsoft.com/office/drawing/2015/10/21/chartex" xmlns:cx1="http://schemas.microsoft.com/office/drawing/2015/9/8/chartex">
             <w:pict>
               <v:line w14:anchorId="3D6C234F" id="Straight Connector 15" o:spid="_x0000_s1026" style="position:absolute;flip:y;z-index:251668480;visibility:visible;mso-wrap-style:square;mso-width-percent:0;mso-height-percent:0;mso-wrap-distance-left:9pt;mso-wrap-distance-top:0;mso-wrap-distance-right:9pt;mso-wrap-distance-bottom:0;mso-position-horizontal:absolute;mso-position-horizontal-relative:text;mso-position-vertical:absolute;mso-position-vertical-relative:text;mso-width-percent:0;mso-height-percent:0;mso-width-relative:margin;mso-height-relative:margin" from="276.75pt,-.1pt" to="276.75pt,102.65pt" o:gfxdata="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" strokecolor="red" strokeweight="3.75pt">
                 <v:stroke endarrow="open" joinstyle="miter"/>
@@ -1941,7 +1993,7 @@
           <w:noProof/>
           <w:sz w:val="28"/>
           <w:szCs w:val="28"/>
-          <w:lang w:val="en-GB"/>
+          <w:lang w:val="en-US"/>
         </w:rPr>
         <mc:AlternateContent>
           <mc:Choice Requires="wps">
@@ -2050,7 +2102,7 @@
               </wp:anchor>
             </w:drawing>
           </mc:Choice>
-          <mc:Fallback>
+          <mc:Fallback xmlns:w16sdtdh="http://schemas.microsoft.com/office/word/2020/wordml/sdtdatahash" xmlns:w16="http://schemas.microsoft.com/office/word/2018/wordml" xmlns:w16cid="http://schemas.microsoft.com/office/word/2016/wordml/cid" xmlns:w16cex="http://schemas.microsoft.com/office/word/2018/wordml/cex" xmlns:oel="http://schemas.microsoft.com/office/2019/extlst" xmlns:am3d="http://schemas.microsoft.com/office/drawing/2017/model3d" xmlns:aink="http://schemas.microsoft.com/office/drawing/2016/ink" xmlns:cx8="http://schemas.microsoft.com/office/drawing/2016/5/14/chartex" xmlns:cx7="http://schemas.microsoft.com/office/drawing/2016/5/13/chartex" xmlns:cx6="http://schemas.microsoft.com/office/drawing/2016/5/12/chartex" xmlns:cx5="http://schemas.microsoft.com/office/drawing/2016/5/11/chartex" xmlns:cx4="http://schemas.microsoft.com/office/drawing/2016/5/10/chartex" xmlns:cx3="http://schemas.microsoft.com/office/drawing/2016/5/9/chartex" xmlns:cx2="http://schemas.microsoft.com/office/drawing/2015/10/21/chartex" xmlns:cx1="http://schemas.microsoft.com/office/drawing/2015/9/8/chartex">
             <w:pict>
               <v:shape w14:anchorId="1EBC780C" id="Freeform: Shape 12" o:spid="_x0000_s1026" style="position:absolute;margin-left:33pt;margin-top:-.1pt;width:153.75pt;height:102.75pt;z-index:251667456;visibility:visible;mso-wrap-style:square;mso-wrap-distance-left:9pt;mso-wrap-distance-top:0;mso-wrap-distance-right:9pt;mso-wrap-distance-bottom:0;mso-position-horizontal:absolute;mso-position-horizontal-relative:text;mso-position-vertical:absolute;mso-position-vertical-relative:text;v-text-anchor:middle" coordsize="1952625,1304925" o:gfxdata="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" path="m,1304925l,619125r1952625,l1952625,e" filled="f" strokecolor="red" strokeweight="3.75pt">
                 <v:stroke endarrow="open" joinstyle="miter"/>
@@ -2292,6 +2344,7 @@
                 <w:lang w:val="en-GB"/>
               </w:rPr>
             </w:pPr>
+            <w:proofErr w:type="spellStart"/>
             <w:r>
               <w:rPr>
                 <w:sz w:val="28"/>
@@ -2301,6 +2354,7 @@
               </w:rPr>
               <w:t>AuthorID</w:t>
             </w:r>
+            <w:proofErr w:type="spellEnd"/>
           </w:p>
         </w:tc>
         <w:tc>
@@ -2384,6 +2438,7 @@
                 <w:lang w:val="en-GB"/>
               </w:rPr>
             </w:pPr>
+            <w:proofErr w:type="spellStart"/>
             <w:r>
               <w:rPr>
                 <w:sz w:val="28"/>
@@ -2393,6 +2448,7 @@
               </w:rPr>
               <w:t>PublisherID</w:t>
             </w:r>
+            <w:proofErr w:type="spellEnd"/>
           </w:p>
         </w:tc>
         <w:tc>
@@ -2409,6 +2465,7 @@
                 <w:lang w:val="en-GB"/>
               </w:rPr>
             </w:pPr>
+            <w:proofErr w:type="spellStart"/>
             <w:r>
               <w:rPr>
                 <w:sz w:val="28"/>
@@ -2417,6 +2474,7 @@
               </w:rPr>
               <w:t>PublisherName</w:t>
             </w:r>
+            <w:proofErr w:type="spellEnd"/>
           </w:p>
         </w:tc>
         <w:tc>
@@ -2465,7 +2523,7 @@
 </file>
 
 <file path=word/styles.xml><?xml version="1.0" encoding="utf-8"?>
-<w:styles xmlns:mc="http://schemas.openxmlformats.org/markup-compatibility/2006" xmlns:r="http://schemas.openxmlformats.org/officeDocument/2006/relationships" xmlns:w="http://schemas.openxmlformats.org/wordprocessingml/2006/main" xmlns:w14="http://schemas.microsoft.com/office/word/2010/wordml" xmlns:w15="http://schemas.microsoft.com/office/word/2012/wordml" xmlns:w16cex="http://schemas.microsoft.com/office/word/2018/wordml/cex" xmlns:w16cid="http://schemas.microsoft.com/office/word/2016/wordml/cid" xmlns:w16="http://schemas.microsoft.com/office/word/2018/wordml" xmlns:w16sdtdh="http://schemas.microsoft.com/office/word/2020/wordml/sdtdatahash" xmlns:w16se="http://schemas.microsoft.com/office/word/2015/wordml/symex" mc:Ignorable="w14 w15 w16se w16cid w16 w16cex w16sdtdh">
+<w:styles xmlns:mc="http://schemas.openxmlformats.org/markup-compatibility/2006" xmlns:r="http://schemas.openxmlformats.org/officeDocument/2006/relationships" xmlns:w="http://schemas.openxmlformats.org/wordprocessingml/2006/main" xmlns:w14="http://schemas.microsoft.com/office/word/2010/wordml" xmlns:w15="http://schemas.microsoft.com/office/word/2012/wordml" xmlns:w16se="http://schemas.microsoft.com/office/word/2015/wordml/symex" mc:Ignorable="w14 w15 w16se">
   <w:docDefaults>
     <w:rPrDefault>
       <w:rPr>
@@ -2481,7 +2539,7 @@
       </w:pPr>
     </w:pPrDefault>
   </w:docDefaults>
-  <w:latentStyles w:defLockedState="0" w:defUIPriority="99" w:defSemiHidden="0" w:defUnhideWhenUsed="0" w:defQFormat="0" w:count="376">
+  <w:latentStyles w:defLockedState="0" w:defUIPriority="99" w:defSemiHidden="0" w:defUnhideWhenUsed="0" w:defQFormat="0" w:count="371">
     <w:lsdException w:name="Normal" w:uiPriority="0" w:qFormat="1"/>
     <w:lsdException w:name="heading 1" w:uiPriority="9" w:qFormat="1"/>
     <w:lsdException w:name="heading 2" w:semiHidden="1" w:uiPriority="9" w:unhideWhenUsed="1" w:qFormat="1"/>
@@ -2587,6 +2645,7 @@
     <w:lsdException w:name="HTML Sample" w:semiHidden="1" w:unhideWhenUsed="1"/>
     <w:lsdException w:name="HTML Typewriter" w:semiHidden="1" w:unhideWhenUsed="1"/>
     <w:lsdException w:name="HTML Variable" w:semiHidden="1" w:unhideWhenUsed="1"/>
+    <w:lsdException w:name="Normal Table" w:semiHidden="1" w:unhideWhenUsed="1"/>
     <w:lsdException w:name="annotation subject" w:semiHidden="1" w:unhideWhenUsed="1"/>
     <w:lsdException w:name="No List" w:semiHidden="1" w:unhideWhenUsed="1"/>
     <w:lsdException w:name="Outline List 1" w:semiHidden="1" w:unhideWhenUsed="1"/>
@@ -2629,8 +2688,11 @@
     <w:lsdException w:name="Table Contemporary" w:semiHidden="1" w:unhideWhenUsed="1"/>
     <w:lsdException w:name="Table Elegant" w:semiHidden="1" w:unhideWhenUsed="1"/>
     <w:lsdException w:name="Table Professional" w:semiHidden="1" w:unhideWhenUsed="1"/>
+    <w:lsdException w:name="Table Subtle 1" w:semiHidden="1" w:unhideWhenUsed="1"/>
     <w:lsdException w:name="Table Subtle 2" w:semiHidden="1" w:unhideWhenUsed="1"/>
     <w:lsdException w:name="Table Web 1" w:semiHidden="1" w:unhideWhenUsed="1"/>
+    <w:lsdException w:name="Table Web 2" w:semiHidden="1" w:unhideWhenUsed="1"/>
+    <w:lsdException w:name="Table Web 3" w:semiHidden="1" w:unhideWhenUsed="1"/>
     <w:lsdException w:name="Balloon Text" w:semiHidden="1" w:unhideWhenUsed="1"/>
     <w:lsdException w:name="Table Grid" w:uiPriority="39"/>
     <w:lsdException w:name="Table Theme" w:semiHidden="1" w:unhideWhenUsed="1"/>
@@ -2849,11 +2911,6 @@
     <w:lsdException w:name="List Table 5 Dark Accent 6" w:uiPriority="50"/>
     <w:lsdException w:name="List Table 6 Colorful Accent 6" w:uiPriority="51"/>
     <w:lsdException w:name="List Table 7 Colorful Accent 6" w:uiPriority="52"/>
-    <w:lsdException w:name="Mention" w:semiHidden="1" w:unhideWhenUsed="1"/>
-    <w:lsdException w:name="Smart Hyperlink" w:semiHidden="1" w:unhideWhenUsed="1"/>
-    <w:lsdException w:name="Hashtag" w:semiHidden="1" w:unhideWhenUsed="1"/>
-    <w:lsdException w:name="Unresolved Mention" w:semiHidden="1" w:unhideWhenUsed="1"/>
-    <w:lsdException w:name="Smart Link" w:semiHidden="1" w:unhideWhenUsed="1"/>
   </w:latentStyles>
   <w:style w:type="paragraph" w:default="1" w:styleId="Normal">
     <w:name w:val="Normal"/>
@@ -3286,7 +3343,7 @@
 </file>
 
 <file path=customXml/itemProps1.xml><?xml version="1.0" encoding="utf-8"?>
-<ds:datastoreItem xmlns:ds="http://schemas.openxmlformats.org/officeDocument/2006/customXml" ds:itemID="{9A601B37-BD47-414F-B76D-9995CD1B8894}">
+<ds:datastoreItem xmlns:ds="http://schemas.openxmlformats.org/officeDocument/2006/customXml" ds:itemID="{47A16828-D0D7-425E-9D55-D4F41E24A4DD}">
   <ds:schemaRefs>
     <ds:schemaRef ds:uri="http://schemas.openxmlformats.org/officeDocument/2006/bibliography"/>
   </ds:schemaRefs>
